--- a/public/resume-alejandro-agredo.docx
+++ b/public/resume-alejandro-agredo.docx
@@ -578,15 +578,7 @@
           <w:sz w:val="36"/>
           <w:szCs w:val="36"/>
         </w:rPr>
-        <w:t>E</w:t>
-      </w:r>
-      <w:r>
-        <w:rPr>
-          <w:rFonts w:ascii="Arial" w:hAnsi="Arial" w:cs="Arial"/>
-          <w:sz w:val="36"/>
-          <w:szCs w:val="36"/>
-        </w:rPr>
-        <w:t>ducation</w:t>
+        <w:t>Education</w:t>
       </w:r>
     </w:p>
     <w:tbl>
@@ -1113,8 +1105,6 @@
         </w:rPr>
         <w:t>Created a web page for motivational support and monitoring of emotional state and daily activities</w:t>
       </w:r>
-      <w:bookmarkStart w:id="0" w:name="_GoBack"/>
-      <w:bookmarkEnd w:id="0"/>
     </w:p>
     <w:p>
       <w:pPr>
@@ -1168,24 +1158,34 @@
           <w:sz w:val="24"/>
           <w:szCs w:val="24"/>
         </w:rPr>
-        <w:t xml:space="preserve">Implemented a one to one real-time chat </w:t>
-      </w:r>
-      <w:r>
-        <w:rPr>
-          <w:rFonts w:ascii="Arial" w:hAnsi="Arial" w:cs="Arial"/>
-          <w:sz w:val="24"/>
-          <w:szCs w:val="24"/>
-        </w:rPr>
-        <w:t xml:space="preserve">web </w:t>
-      </w:r>
-      <w:r>
-        <w:rPr>
-          <w:rFonts w:ascii="Arial" w:hAnsi="Arial" w:cs="Arial"/>
-          <w:sz w:val="24"/>
-          <w:szCs w:val="24"/>
-        </w:rPr>
-        <w:t>application using React and Firebase</w:t>
-      </w:r>
+        <w:t>Implemented a one to one real-time chat</w:t>
+      </w:r>
+      <w:r>
+        <w:rPr>
+          <w:rFonts w:ascii="Arial" w:hAnsi="Arial" w:cs="Arial"/>
+          <w:sz w:val="24"/>
+          <w:szCs w:val="24"/>
+        </w:rPr>
+        <w:t xml:space="preserve"> PWA</w:t>
+      </w:r>
+      <w:r>
+        <w:rPr>
+          <w:rFonts w:ascii="Arial" w:hAnsi="Arial" w:cs="Arial"/>
+          <w:sz w:val="24"/>
+          <w:szCs w:val="24"/>
+        </w:rPr>
+        <w:t xml:space="preserve"> </w:t>
+      </w:r>
+      <w:r>
+        <w:rPr>
+          <w:rFonts w:ascii="Arial" w:hAnsi="Arial" w:cs="Arial"/>
+          <w:sz w:val="24"/>
+          <w:szCs w:val="24"/>
+        </w:rPr>
+        <w:t>with push notifications</w:t>
+      </w:r>
+      <w:bookmarkStart w:id="0" w:name="_GoBack"/>
+      <w:bookmarkEnd w:id="0"/>
     </w:p>
     <w:p>
       <w:pPr>
@@ -2342,7 +2342,7 @@
 </file>
 
 <file path=customXml/itemProps1.xml><?xml version="1.0" encoding="utf-8"?>
-<ds:datastoreItem xmlns:ds="http://schemas.openxmlformats.org/officeDocument/2006/customXml" ds:itemID="{16AFF963-CBAE-4FA1-9C6B-548E77EA3010}">
+<ds:datastoreItem xmlns:ds="http://schemas.openxmlformats.org/officeDocument/2006/customXml" ds:itemID="{EFCF4E6B-F02C-4F5D-9737-2818F4792A9E}">
   <ds:schemaRefs>
     <ds:schemaRef ds:uri="http://schemas.openxmlformats.org/officeDocument/2006/bibliography"/>
   </ds:schemaRefs>
